--- a/backend/data/corpus/DOC-20240811-147.docx
+++ b/backend/data/corpus/DOC-20240811-147.docx
@@ -63,7 +63,7 @@
           <w:b/>
           <w:sz w:val="21"/>
         </w:rPr>
-        <w:t>Tobias Hollingsworth, MD, Copperfield Neurology Institute, Mobile, AL (RSM)</w:t>
+        <w:t>Ulrike Eversholt, MD, Thornfield Regional Epilepsy Program, Portland, ME (AR)</w:t>
       </w:r>
     </w:p>
     <w:p>
@@ -71,7 +71,7 @@
         <w:rPr>
           <w:sz w:val="21"/>
         </w:rPr>
-        <w:t>&gt; No product discussion this time. Asked about safety and confirmed nothing to report.</w:t>
+        <w:t>&gt; A fragmented conversation at the nurses' station, mostly logistics.</w:t>
       </w:r>
     </w:p>
     <w:p>
@@ -79,7 +79,7 @@
         <w:rPr>
           <w:sz w:val="21"/>
         </w:rPr>
-        <w:t>&gt; The practice lost two medical assistants and has not backfilled, so the referral queue keeps slipping.</w:t>
+        <w:t>&gt; The referral queue is slowly recovering since the summer, which shapes how much time there is for anything else.</w:t>
       </w:r>
     </w:p>
     <w:p>
@@ -87,111 +87,7 @@
         <w:rPr>
           <w:sz w:val="21"/>
         </w:rPr>
-        <w:t>&gt; Benefit verification is the step that most often delays a start here.</w:t>
-      </w:r>
-    </w:p>
-    <w:p>
-      <w:r>
-        <w:rPr>
-          <w:sz w:val="21"/>
-        </w:rPr>
-        <w:t>&gt; Mentioned a session summary from a colleague but did not raise any specific finding.</w:t>
-      </w:r>
-    </w:p>
-    <w:p>
-      <w:r>
-        <w:rPr>
-          <w:sz w:val="21"/>
-        </w:rPr>
-        <w:t>&gt; Referral patterns into this clinic have changed, and long-standing patients is a bigger share than it was.</w:t>
-      </w:r>
-    </w:p>
-    <w:p>
-      <w:r>
-        <w:rPr>
-          <w:sz w:val="21"/>
-        </w:rPr>
-      </w:r>
-    </w:p>
-    <w:p>
-      <w:r>
-        <w:rPr>
-          <w:b/>
-          <w:sz w:val="21"/>
-        </w:rPr>
-        <w:t>Harold Jessup, MD, Magnolia Grove Clinic, Jackson, MS (AR)</w:t>
-      </w:r>
-    </w:p>
-    <w:p>
-      <w:r>
-        <w:rPr>
-          <w:sz w:val="21"/>
-        </w:rPr>
-        <w:t>&gt; Most of the discussion was about the prior-authorization workflow, which went live without much warning.</w:t>
-      </w:r>
-    </w:p>
-    <w:p>
-      <w:r>
-        <w:rPr>
-          <w:sz w:val="21"/>
-        </w:rPr>
-        <w:t>&gt; The practice lost a front-desk coordinator and has not backfilled, so the new-patient backlog is slowly recovering.</w:t>
-      </w:r>
-    </w:p>
-    <w:p>
-      <w:r>
-        <w:rPr>
-          <w:sz w:val="21"/>
-        </w:rPr>
-        <w:t>&gt; Talked through the surgical workup list in general terms, without any specific case.</w:t>
-      </w:r>
-    </w:p>
-    <w:p>
-      <w:r>
-        <w:rPr>
-          <w:sz w:val="21"/>
-        </w:rPr>
-      </w:r>
-    </w:p>
-    <w:p>
-      <w:r>
-        <w:rPr>
-          <w:b/>
-          <w:sz w:val="21"/>
-        </w:rPr>
-        <w:t>Josefina Abernathy, MD, Riverstone Comprehensive Epilepsy Clinic, Hartford, CT (RSM)</w:t>
-      </w:r>
-    </w:p>
-    <w:p>
-      <w:r>
-        <w:rPr>
-          <w:sz w:val="21"/>
-        </w:rPr>
-        <w:t>&gt; Compared notes on which sessions were worth the time.</w:t>
-      </w:r>
-    </w:p>
-    <w:p>
-      <w:r>
-        <w:rPr>
-          <w:sz w:val="21"/>
-        </w:rPr>
-        <w:t>&gt; Spent some time on long-standing patients and how workup decisions get sequenced.</w:t>
-      </w:r>
-    </w:p>
-    <w:p>
-      <w:r>
-        <w:rPr>
-          <w:sz w:val="21"/>
-        </w:rPr>
-        <w:t>&gt; Mentioned a case series someone forwarded but did not raise any specific finding.</w:t>
-      </w:r>
-    </w:p>
-    <w:p>
-      <w:r>
-        <w:rPr>
-          <w:sz w:val="21"/>
-        </w:rPr>
-        <w:t>&gt; Closed there — no specific request.</w:t>
+        <w:t>&gt; Spent some time on the pediatric-to-adult transfers and how workup decisions get sequenced.</w:t>
       </w:r>
     </w:p>
     <w:p>
@@ -215,7 +111,7 @@
           <w:b/>
           <w:sz w:val="21"/>
         </w:rPr>
-        <w:t>Alice Nguyen-Barr, MD, Old Dominion Neurology Group, Richmond, VA (AR)</w:t>
+        <w:t>Hamish Barrowman, MD, Northgate Neurology Partners, Lexington, KY (RSM)</w:t>
       </w:r>
     </w:p>
     <w:p>
@@ -223,7 +119,7 @@
         <w:rPr>
           <w:sz w:val="21"/>
         </w:rPr>
-        <w:t>&gt; Talked through the surgical workup list in general terms, without any specific case.</w:t>
+        <w:t>&gt; A compressed meeting between clinic blocks, first one this quarter.</w:t>
       </w:r>
     </w:p>
     <w:p>
@@ -231,7 +127,7 @@
         <w:rPr>
           <w:sz w:val="21"/>
         </w:rPr>
-        <w:t>&gt; The composition of the older half of the panel has shifted over the last year or two.</w:t>
+        <w:t>&gt; Referenced a review that circulated on the service in passing.</w:t>
       </w:r>
     </w:p>
     <w:p>
@@ -239,7 +135,7 @@
         <w:rPr>
           <w:sz w:val="21"/>
         </w:rPr>
-        <w:t>&gt; The practice lost a front-desk coordinator and has not backfilled, so clinic throughput keeps slipping.</w:t>
+        <w:t>&gt; The composition of newly referred patients has shifted over the last year or two.</w:t>
       </w:r>
     </w:p>
     <w:p>
@@ -247,7 +143,15 @@
         <w:rPr>
           <w:sz w:val="21"/>
         </w:rPr>
-        <w:t>&gt; Referenced a session summary from a colleague in passing.</w:t>
+        <w:t>&gt; Most of the discussion was about the phone triage line, which is still being sorted out.</w:t>
+      </w:r>
+    </w:p>
+    <w:p>
+      <w:r>
+        <w:rPr>
+          <w:sz w:val="21"/>
+        </w:rPr>
+        <w:t>&gt; The practice lost the clinic pharmacist and has not backfilled, so the new-patient backlog has stretched out.</w:t>
       </w:r>
     </w:p>
     <w:p>
@@ -263,7 +167,7 @@
           <w:b/>
           <w:sz w:val="21"/>
         </w:rPr>
-        <w:t>Rasmus Cavanaugh, MD, Bayview Health Neurology, Boise, ID (RSM)</w:t>
+        <w:t>Fabian Marchetti, MD, Northbrook Neurology Institute, Albany, NY (AR)</w:t>
       </w:r>
     </w:p>
     <w:p>
@@ -271,7 +175,7 @@
         <w:rPr>
           <w:sz w:val="21"/>
         </w:rPr>
-        <w:t>&gt; A clipped visit in the reading room; the schedule was tight.</w:t>
+        <w:t>&gt; An unexpectedly long conversation outside the EEG suite, mostly logistics.</w:t>
       </w:r>
     </w:p>
     <w:p>
@@ -279,7 +183,7 @@
         <w:rPr>
           <w:sz w:val="21"/>
         </w:rPr>
-        <w:t>&gt; Benefit verification is the step that most often delays a start here.</w:t>
+        <w:t>&gt; Talked through long-standing patients in general terms, without any specific case.</w:t>
       </w:r>
     </w:p>
     <w:p>
@@ -287,7 +191,7 @@
         <w:rPr>
           <w:sz w:val="21"/>
         </w:rPr>
-        <w:t>&gt; The composition of long-standing patients has shifted over the last year or two.</w:t>
+        <w:t>&gt; Spent some time on the older half of the panel and how workup decisions get sequenced.</w:t>
       </w:r>
     </w:p>
     <w:p>
@@ -295,15 +199,7 @@
         <w:rPr>
           <w:sz w:val="21"/>
         </w:rPr>
-        <w:t>&gt; Referral patterns into this clinic have changed, and the pediatric-to-adult transfers is a bigger share than it was.</w:t>
-      </w:r>
-    </w:p>
-    <w:p>
-      <w:r>
-        <w:rPr>
-          <w:sz w:val="21"/>
-        </w:rPr>
-        <w:t>&gt; Asked about my travel schedule, since visits keep landing on the busiest clinic days.</w:t>
+        <w:t>&gt; Mostly small talk about the program and the venue.</w:t>
       </w:r>
     </w:p>
     <w:p>
@@ -319,7 +215,7 @@
           <w:b/>
           <w:sz w:val="21"/>
         </w:rPr>
-        <w:t>Tadeo Zabriskie, MD, Sable Creek Medical Group, Syracuse, NY (RSM)</w:t>
+        <w:t>Tadeo Eastmond, MD, Sable Creek Medical Group, Provo, UT (RSM)</w:t>
       </w:r>
     </w:p>
     <w:p>
@@ -327,7 +223,7 @@
         <w:rPr>
           <w:sz w:val="21"/>
         </w:rPr>
-        <w:t>&gt; A fragmented conversation outside the EEG suite, mostly logistics.</w:t>
+        <w:t>&gt; Agreed to reconnect at a call later this month; no specific request.</w:t>
       </w:r>
     </w:p>
     <w:p>
@@ -335,7 +231,7 @@
         <w:rPr>
           <w:sz w:val="21"/>
         </w:rPr>
-        <w:t>&gt; Mostly small talk about the program and the venue.</w:t>
+        <w:t>&gt; Mentioned a case series someone forwarded but did not raise any specific finding.</w:t>
       </w:r>
     </w:p>
     <w:p>
@@ -343,335 +239,7 @@
         <w:rPr>
           <w:sz w:val="21"/>
         </w:rPr>
-        <w:t>&gt; Benefit verification is the step that most often delays a start here.</w:t>
-      </w:r>
-    </w:p>
-    <w:p>
-      <w:r>
-        <w:rPr>
-          <w:sz w:val="21"/>
-        </w:rPr>
-        <w:t>&gt; Referenced a review that circulated on the service in passing.</w:t>
-      </w:r>
-    </w:p>
-    <w:p>
-      <w:r>
-        <w:rPr>
-          <w:sz w:val="21"/>
-        </w:rPr>
-        <w:t>&gt; Spent some time on newly referred patients and how workup decisions get sequenced.</w:t>
-      </w:r>
-    </w:p>
-    <w:p>
-      <w:r>
-        <w:rPr>
-          <w:sz w:val="21"/>
-        </w:rPr>
-      </w:r>
-    </w:p>
-    <w:p>
-      <w:r>
-        <w:rPr>
-          <w:b/>
-          <w:sz w:val="21"/>
-        </w:rPr>
-        <w:t>Yannick Adeyemi-Cole, MD, Willowmere Neuroscience Center, Jackson, MS (RSM)</w:t>
-      </w:r>
-    </w:p>
-    <w:p>
-      <w:r>
-        <w:rPr>
-          <w:sz w:val="21"/>
-        </w:rPr>
-        <w:t>&gt; Referenced a guideline update discussed at journal club in passing.</w:t>
-      </w:r>
-    </w:p>
-    <w:p>
-      <w:r>
-        <w:rPr>
-          <w:sz w:val="21"/>
-        </w:rPr>
-        <w:t>&gt; Spent some time on the surgical workup list and how workup decisions get sequenced.</w:t>
-      </w:r>
-    </w:p>
-    <w:p>
-      <w:r>
-        <w:rPr>
-          <w:sz w:val="21"/>
-        </w:rPr>
-        <w:t>&gt; Left it at that, with the following quarter to be scheduled.</w:t>
-      </w:r>
-    </w:p>
-    <w:p>
-      <w:r>
-        <w:rPr>
-          <w:sz w:val="21"/>
-        </w:rPr>
-        <w:t>&gt; Noted that formulary questions remains the slowest step and that this is not specific to any one product.</w:t>
-      </w:r>
-    </w:p>
-    <w:p>
-      <w:r>
-        <w:rPr>
-          <w:sz w:val="21"/>
-        </w:rPr>
-      </w:r>
-    </w:p>
-    <w:p>
-      <w:r>
-        <w:rPr>
-          <w:b/>
-          <w:sz w:val="21"/>
-        </w:rPr>
-        <w:t>Mei-Lin Tsang, MD, Bayview Epilepsy Associates, Oakland, CA (RSM)</w:t>
-      </w:r>
-    </w:p>
-    <w:p>
-      <w:r>
-        <w:rPr>
-          <w:sz w:val="21"/>
-        </w:rPr>
-        <w:t>&gt; A rushed meeting in the conference room, first one this quarter.</w:t>
-      </w:r>
-    </w:p>
-    <w:p>
-      <w:r>
-        <w:rPr>
-          <w:sz w:val="21"/>
-        </w:rPr>
-        <w:t>&gt; Referral patterns into this clinic have changed, and the older half of the panel is a bigger share than it was.</w:t>
-      </w:r>
-    </w:p>
-    <w:p>
-      <w:r>
-        <w:rPr>
-          <w:sz w:val="21"/>
-        </w:rPr>
-        <w:t>&gt; The travel schedule this year came up, and little else.</w:t>
-      </w:r>
-    </w:p>
-    <w:p>
-      <w:r>
-        <w:rPr>
-          <w:sz w:val="21"/>
-        </w:rPr>
-      </w:r>
-    </w:p>
-    <w:p>
-      <w:r>
-        <w:rPr>
-          <w:b/>
-          <w:sz w:val="21"/>
-        </w:rPr>
-        <w:t>Niamh Fairweather, MD, Harborlight Epilepsy Center, Eugene, OR (AR)</w:t>
-      </w:r>
-    </w:p>
-    <w:p>
-      <w:r>
-        <w:rPr>
-          <w:sz w:val="21"/>
-        </w:rPr>
-        <w:t>&gt; A productive meeting over a quick coffee, first one this quarter.</w:t>
-      </w:r>
-    </w:p>
-    <w:p>
-      <w:r>
-        <w:rPr>
-          <w:sz w:val="21"/>
-        </w:rPr>
-        <w:t>&gt; Referenced a case series someone forwarded in passing.</w:t>
-      </w:r>
-    </w:p>
-    <w:p>
-      <w:r>
-        <w:rPr>
-          <w:sz w:val="21"/>
-        </w:rPr>
-        <w:t>&gt; The prior-authorization workflow is still being sorted out, and that took up the first part of the conversation.</w:t>
-      </w:r>
-    </w:p>
-    <w:p>
-      <w:r>
-        <w:rPr>
-          <w:sz w:val="21"/>
-        </w:rPr>
-        <w:t>&gt; The travel schedule this year came up, and little else.</w:t>
-      </w:r>
-    </w:p>
-    <w:p>
-      <w:r>
-        <w:rPr>
-          <w:sz w:val="21"/>
-        </w:rPr>
-      </w:r>
-    </w:p>
-    <w:p>
-      <w:r>
-        <w:rPr>
-          <w:b/>
-          <w:sz w:val="21"/>
-        </w:rPr>
-        <w:t>Silvio Quintrell, MD, Ironwood Neurology Associates, Lexington, KY (AR)</w:t>
-      </w:r>
-    </w:p>
-    <w:p>
-      <w:r>
-        <w:rPr>
-          <w:sz w:val="21"/>
-        </w:rPr>
-        <w:t>&gt; The composition of long-standing patients has shifted over the last year or two.</w:t>
-      </w:r>
-    </w:p>
-    <w:p>
-      <w:r>
-        <w:rPr>
-          <w:sz w:val="21"/>
-        </w:rPr>
-        <w:t>&gt; Noted that benefit checks takes longer than the clinical decision and that this is not specific to any one product.</w:t>
-      </w:r>
-    </w:p>
-    <w:p>
-      <w:r>
-        <w:rPr>
-          <w:sz w:val="21"/>
-        </w:rPr>
-        <w:t>&gt; Spent some time on the pediatric-to-adult transfers and how workup decisions get sequenced.</w:t>
-      </w:r>
-    </w:p>
-    <w:p>
-      <w:r>
-        <w:rPr>
-          <w:sz w:val="21"/>
-        </w:rPr>
-      </w:r>
-    </w:p>
-    <w:p>
-      <w:r>
-        <w:rPr>
-          <w:b/>
-          <w:sz w:val="21"/>
-        </w:rPr>
-        <w:t>Anouk Oakhurst, MD, Saltmarsh Neurological Care Center, Fayetteville, NC (RSM)</w:t>
-      </w:r>
-    </w:p>
-    <w:p>
-      <w:r>
-        <w:rPr>
-          <w:sz w:val="21"/>
-        </w:rPr>
-        <w:t>&gt; A full visit in the workroom; the schedule was tight.</w:t>
-      </w:r>
-    </w:p>
-    <w:p>
-      <w:r>
-        <w:rPr>
-          <w:sz w:val="21"/>
-        </w:rPr>
-        <w:t>&gt; The travel schedule this year came up, and little else.</w:t>
-      </w:r>
-    </w:p>
-    <w:p>
-      <w:r>
-        <w:rPr>
-          <w:sz w:val="21"/>
-        </w:rPr>
-        <w:t>&gt; Described how long-standing patients is triaged now compared with before.</w:t>
-      </w:r>
-    </w:p>
-    <w:p>
-      <w:r>
-        <w:rPr>
-          <w:sz w:val="21"/>
-        </w:rPr>
-        <w:t>&gt; Spent some time on the pediatric-to-adult transfers and how workup decisions get sequenced.</w:t>
-      </w:r>
-    </w:p>
-    <w:p>
-      <w:r>
-        <w:rPr>
-          <w:sz w:val="21"/>
-        </w:rPr>
-      </w:r>
-    </w:p>
-    <w:p>
-      <w:r>
-        <w:rPr>
-          <w:b/>
-          <w:sz w:val="21"/>
-        </w:rPr>
-        <w:t>Quentin Grierson, MD, Northbrook Neurology Institute, Madison, WI (RSM)</w:t>
-      </w:r>
-    </w:p>
-    <w:p>
-      <w:r>
-        <w:rPr>
-          <w:sz w:val="21"/>
-        </w:rPr>
-        <w:t>&gt; Stopped by between clinic blocks for an unexpectedly long conversation.</w:t>
-      </w:r>
-    </w:p>
-    <w:p>
-      <w:r>
-        <w:rPr>
-          <w:sz w:val="21"/>
-        </w:rPr>
-        <w:t>&gt; Referral patterns into this clinic have changed, and long-standing patients is a bigger share than it was.</w:t>
-      </w:r>
-    </w:p>
-    <w:p>
-      <w:r>
-        <w:rPr>
-          <w:sz w:val="21"/>
-        </w:rPr>
-        <w:t>&gt; Spent some time on the refractory group and how workup decisions get sequenced.</w:t>
-      </w:r>
-    </w:p>
-    <w:p>
-      <w:r>
-        <w:rPr>
-          <w:sz w:val="21"/>
-        </w:rPr>
-      </w:r>
-    </w:p>
-    <w:p>
-      <w:r>
-        <w:rPr>
-          <w:b/>
-          <w:sz w:val="21"/>
-        </w:rPr>
-        <w:t>Gaspar Ivanetti, MD, Saltmarsh Neurological Care Center, Albany, NY (RSM)</w:t>
-      </w:r>
-    </w:p>
-    <w:p>
-      <w:r>
-        <w:rPr>
-          <w:sz w:val="21"/>
-        </w:rPr>
-        <w:t>&gt; A fragmented conversation in the workroom, mostly logistics.</w:t>
-      </w:r>
-    </w:p>
-    <w:p>
-      <w:r>
-        <w:rPr>
-          <w:sz w:val="21"/>
-        </w:rPr>
-        <w:t>&gt; Benefit checks takes longer than the clinical decision, which came up as a general frustration.</w:t>
-      </w:r>
-    </w:p>
-    <w:p>
-      <w:r>
-        <w:rPr>
-          <w:sz w:val="21"/>
-        </w:rPr>
-        <w:t>&gt; Described how the refractory group is triaged now compared with before.</w:t>
-      </w:r>
-    </w:p>
-    <w:p>
-      <w:r>
-        <w:rPr>
-          <w:sz w:val="21"/>
-        </w:rPr>
-        <w:t>&gt; Most of the discussion was about the referral intake process, which is still being sorted out.</w:t>
+        <w:t>&gt; Onboarding one of the nurse practitioners is the current preoccupation here.</w:t>
       </w:r>
     </w:p>
     <w:p>
@@ -695,7 +263,7 @@
           <w:b/>
           <w:sz w:val="21"/>
         </w:rPr>
-        <w:t>Peter Kowalczyk, MD, Green Mountain Neuroscience, Burlington, VT (RSM)</w:t>
+        <w:t>Silvio Fitzgibbon, MD, Thornfield Regional Epilepsy Program, Wichita, KS (RSM)</w:t>
       </w:r>
     </w:p>
     <w:p>
@@ -703,7 +271,151 @@
         <w:rPr>
           <w:sz w:val="21"/>
         </w:rPr>
-        <w:t>&gt; Caught a rushed window at the end of the clinic list between patients.</w:t>
+        <w:t>&gt; An unhurried meeting outside the EEG suite, first one this quarter.</w:t>
+      </w:r>
+    </w:p>
+    <w:p>
+      <w:r>
+        <w:rPr>
+          <w:sz w:val="21"/>
+        </w:rPr>
+        <w:t>&gt; Agreed to reconnect at the following quarter; nothing actionable this visit.</w:t>
+      </w:r>
+    </w:p>
+    <w:p>
+      <w:r>
+        <w:rPr>
+          <w:sz w:val="21"/>
+        </w:rPr>
+        <w:t>&gt; Spent some time on the older half of the panel and how workup decisions get sequenced.</w:t>
+      </w:r>
+    </w:p>
+    <w:p>
+      <w:r>
+        <w:rPr>
+          <w:sz w:val="21"/>
+        </w:rPr>
+        <w:t>&gt; Benefit checks remains the slowest step, which came up as a general frustration.</w:t>
+      </w:r>
+    </w:p>
+    <w:p>
+      <w:r>
+        <w:rPr>
+          <w:sz w:val="21"/>
+        </w:rPr>
+        <w:t>&gt; Most of the discussion was about the scheduling system, which is being piloted this quarter.</w:t>
+      </w:r>
+    </w:p>
+    <w:p>
+      <w:r>
+        <w:rPr>
+          <w:sz w:val="21"/>
+        </w:rPr>
+      </w:r>
+    </w:p>
+    <w:p>
+      <w:r>
+        <w:rPr>
+          <w:b/>
+          <w:sz w:val="21"/>
+        </w:rPr>
+        <w:t>Camila Ostrander, MD, Silver Creek Medical Group, Madison, WI (RSM)</w:t>
+      </w:r>
+    </w:p>
+    <w:p>
+      <w:r>
+        <w:rPr>
+          <w:sz w:val="21"/>
+        </w:rPr>
+        <w:t>&gt; Nothing that needed follow-up this time. Asked about safety and confirmed nothing to report.</w:t>
+      </w:r>
+    </w:p>
+    <w:p>
+      <w:r>
+        <w:rPr>
+          <w:sz w:val="21"/>
+        </w:rPr>
+        <w:t>&gt; Spent some time on the surgical workup list and how workup decisions get sequenced.</w:t>
+      </w:r>
+    </w:p>
+    <w:p>
+      <w:r>
+        <w:rPr>
+          <w:sz w:val="21"/>
+        </w:rPr>
+        <w:t>&gt; Asked whether I would be at the meeting later this year.</w:t>
+      </w:r>
+    </w:p>
+    <w:p>
+      <w:r>
+        <w:rPr>
+          <w:sz w:val="21"/>
+        </w:rPr>
+      </w:r>
+    </w:p>
+    <w:p>
+      <w:r>
+        <w:rPr>
+          <w:b/>
+          <w:sz w:val="21"/>
+        </w:rPr>
+        <w:t>Eloise Underhill, MD, Northgate Neurology Partners, Fort Wayne, IN (RSM)</w:t>
+      </w:r>
+    </w:p>
+    <w:p>
+      <w:r>
+        <w:rPr>
+          <w:sz w:val="21"/>
+        </w:rPr>
+        <w:t>&gt; Titration scheduling is handled by nursing staff, which the practice finds workable.</w:t>
+      </w:r>
+    </w:p>
+    <w:p>
+      <w:r>
+        <w:rPr>
+          <w:sz w:val="21"/>
+        </w:rPr>
+        <w:t>&gt; Talked through newly referred patients in general terms, without any specific case.</w:t>
+      </w:r>
+    </w:p>
+    <w:p>
+      <w:r>
+        <w:rPr>
+          <w:sz w:val="21"/>
+        </w:rPr>
+        <w:t>&gt; Mentioned a case series someone forwarded but did not raise any specific finding.</w:t>
+      </w:r>
+    </w:p>
+    <w:p>
+      <w:r>
+        <w:rPr>
+          <w:sz w:val="21"/>
+        </w:rPr>
+      </w:r>
+    </w:p>
+    <w:p>
+      <w:r>
+        <w:rPr>
+          <w:b/>
+          <w:sz w:val="21"/>
+        </w:rPr>
+        <w:t>Imani Lindenmuth, MD, Sable Creek Medical Group, Lexington, KY (RSM)</w:t>
+      </w:r>
+    </w:p>
+    <w:p>
+      <w:r>
+        <w:rPr>
+          <w:sz w:val="21"/>
+        </w:rPr>
+        <w:t>&gt; Benefit verification is the step that most often delays a start here.</w:t>
+      </w:r>
+    </w:p>
+    <w:p>
+      <w:r>
+        <w:rPr>
+          <w:sz w:val="21"/>
+        </w:rPr>
+        <w:t>&gt; Described how long-standing patients is triaged now compared with before.</w:t>
       </w:r>
     </w:p>
     <w:p>
@@ -719,7 +431,159 @@
         <w:rPr>
           <w:sz w:val="21"/>
         </w:rPr>
-        <w:t>&gt; Asked about my travel schedule, since visits keep landing on the busiest clinic days.</w:t>
+      </w:r>
+    </w:p>
+    <w:p>
+      <w:r>
+        <w:rPr>
+          <w:b/>
+          <w:sz w:val="21"/>
+        </w:rPr>
+        <w:t>Anjali Larkspur, MD, Harborlight Epilepsy Center, Lakeland, FL (RSM)</w:t>
+      </w:r>
+    </w:p>
+    <w:p>
+      <w:r>
+        <w:rPr>
+          <w:sz w:val="21"/>
+        </w:rPr>
+        <w:t>&gt; Most of the discussion was about the scheduling system, which has not settled.</w:t>
+      </w:r>
+    </w:p>
+    <w:p>
+      <w:r>
+        <w:rPr>
+          <w:sz w:val="21"/>
+        </w:rPr>
+        <w:t>&gt; Left it at that, with a follow-up appointment to be scheduled.</w:t>
+      </w:r>
+    </w:p>
+    <w:p>
+      <w:r>
+        <w:rPr>
+          <w:sz w:val="21"/>
+        </w:rPr>
+        <w:t>&gt; Asked whether I had seen a session summary from a colleague; I had not, and offered nothing in return.</w:t>
+      </w:r>
+    </w:p>
+    <w:p>
+      <w:r>
+        <w:rPr>
+          <w:sz w:val="21"/>
+        </w:rPr>
+      </w:r>
+    </w:p>
+    <w:p>
+      <w:r>
+        <w:rPr>
+          <w:b/>
+          <w:sz w:val="21"/>
+        </w:rPr>
+        <w:t>Kiara Wetherby, MD, Fox Hollow Neurology Partners, Tucson, AZ (AR)</w:t>
+      </w:r>
+    </w:p>
+    <w:p>
+      <w:r>
+        <w:rPr>
+          <w:sz w:val="21"/>
+        </w:rPr>
+        <w:t>&gt; Stopped by in the corridor for a productive conversation.</w:t>
+      </w:r>
+    </w:p>
+    <w:p>
+      <w:r>
+        <w:rPr>
+          <w:sz w:val="21"/>
+        </w:rPr>
+        <w:t>&gt; The travel schedule this year came up, and little else.</w:t>
+      </w:r>
+    </w:p>
+    <w:p>
+      <w:r>
+        <w:rPr>
+          <w:sz w:val="21"/>
+        </w:rPr>
+        <w:t>&gt; The scheduling system is being piloted this quarter, and that took up the first part of the conversation.</w:t>
+      </w:r>
+    </w:p>
+    <w:p>
+      <w:r>
+        <w:rPr>
+          <w:sz w:val="21"/>
+        </w:rPr>
+      </w:r>
+    </w:p>
+    <w:p>
+      <w:r>
+        <w:rPr>
+          <w:b/>
+          <w:sz w:val="21"/>
+        </w:rPr>
+        <w:t>Bram Marchetti, MD, Palmetto Neurology Institute, Waco, TX (RSM)</w:t>
+      </w:r>
+    </w:p>
+    <w:p>
+      <w:r>
+        <w:rPr>
+          <w:sz w:val="21"/>
+        </w:rPr>
+        <w:t>&gt; The new charting templates has not settled, and that took up the first part of the conversation.</w:t>
+      </w:r>
+    </w:p>
+    <w:p>
+      <w:r>
+        <w:rPr>
+          <w:sz w:val="21"/>
+        </w:rPr>
+        <w:t>&gt; Left it at that, with a call later this month to be scheduled.</w:t>
+      </w:r>
+    </w:p>
+    <w:p>
+      <w:r>
+        <w:rPr>
+          <w:sz w:val="21"/>
+        </w:rPr>
+        <w:t>&gt; Titration habits came up in general terms; no specifics were discussed and none were offered.</w:t>
+      </w:r>
+    </w:p>
+    <w:p>
+      <w:r>
+        <w:rPr>
+          <w:sz w:val="21"/>
+        </w:rPr>
+        <w:t>&gt; Talked through the pediatric-to-adult transfers in general terms, without any specific case.</w:t>
+      </w:r>
+    </w:p>
+    <w:p>
+      <w:r>
+        <w:rPr>
+          <w:sz w:val="21"/>
+        </w:rPr>
+      </w:r>
+    </w:p>
+    <w:p>
+      <w:r>
+        <w:rPr>
+          <w:b/>
+          <w:sz w:val="21"/>
+        </w:rPr>
+        <w:t>Valentina Lindenmuth, MD, Palmetto Neurology Institute, Waco, TX (RSM)</w:t>
+      </w:r>
+    </w:p>
+    <w:p>
+      <w:r>
+        <w:rPr>
+          <w:sz w:val="21"/>
+        </w:rPr>
+        <w:t>&gt; A half-hour meeting at the nurses' station, first one this quarter.</w:t>
+      </w:r>
+    </w:p>
+    <w:p>
+      <w:r>
+        <w:rPr>
+          <w:sz w:val="21"/>
+        </w:rPr>
+        <w:t>&gt; Talked through long-standing patients in general terms, without any specific case.</w:t>
       </w:r>
     </w:p>
     <w:p>
@@ -735,7 +599,87 @@
         <w:rPr>
           <w:sz w:val="21"/>
         </w:rPr>
-        <w:t>&gt; Referral patterns into this clinic have changed, and the older half of the panel is a bigger share than it was.</w:t>
+      </w:r>
+    </w:p>
+    <w:p>
+      <w:r>
+        <w:rPr>
+          <w:b/>
+          <w:sz w:val="21"/>
+        </w:rPr>
+        <w:t>Susan Ratliff, MD, Harborlight Neurology, Portland, ME (AR)</w:t>
+      </w:r>
+    </w:p>
+    <w:p>
+      <w:r>
+        <w:rPr>
+          <w:sz w:val="21"/>
+        </w:rPr>
+        <w:t>&gt; A compressed meeting in the conference room, first one this quarter.</w:t>
+      </w:r>
+    </w:p>
+    <w:p>
+      <w:r>
+        <w:rPr>
+          <w:sz w:val="21"/>
+        </w:rPr>
+        <w:t>&gt; Most of the discussion was about the phone triage line, which has not settled.</w:t>
+      </w:r>
+    </w:p>
+    <w:p>
+      <w:r>
+        <w:rPr>
+          <w:sz w:val="21"/>
+        </w:rPr>
+        <w:t>&gt; Asked whether I had seen a case series someone forwarded; I had not, and offered nothing in return.</w:t>
+      </w:r>
+    </w:p>
+    <w:p>
+      <w:r>
+        <w:rPr>
+          <w:sz w:val="21"/>
+        </w:rPr>
+      </w:r>
+    </w:p>
+    <w:p>
+      <w:r>
+        <w:rPr>
+          <w:b/>
+          <w:sz w:val="21"/>
+        </w:rPr>
+        <w:t>Saoirse Norrington, MD, Lakeshore Neurological Care Center, Akron, OH (AR)</w:t>
+      </w:r>
+    </w:p>
+    <w:p>
+      <w:r>
+        <w:rPr>
+          <w:sz w:val="21"/>
+        </w:rPr>
+        <w:t>&gt; A compressed meeting at the nurses' station, first one this quarter.</w:t>
+      </w:r>
+    </w:p>
+    <w:p>
+      <w:r>
+        <w:rPr>
+          <w:sz w:val="21"/>
+        </w:rPr>
+        <w:t>&gt; The practice lost the clinic pharmacist and has not backfilled, so clinic throughput keeps slipping.</w:t>
+      </w:r>
+    </w:p>
+    <w:p>
+      <w:r>
+        <w:rPr>
+          <w:sz w:val="21"/>
+        </w:rPr>
+        <w:t>&gt; The travel schedule this year came up, and little else.</w:t>
+      </w:r>
+    </w:p>
+    <w:p>
+      <w:r>
+        <w:rPr>
+          <w:sz w:val="21"/>
+        </w:rPr>
+        <w:t>&gt; Benefit verification is the step that most often delays a start here.</w:t>
       </w:r>
     </w:p>
     <w:p>
